--- a/RA4 - Seguretat en xarxa/AA4 - Tallafocs/A4.4_Practica_Tallafocs_UFW.docx
+++ b/RA4 - Seguretat en xarxa/AA4 - Tallafocs/A4.4_Practica_Tallafocs_UFW.docx
@@ -510,6 +510,111 @@
               <w:t xml:space="preserve">IMPORTANT: si practiques sobre una màquina remota (per exemple, via SSH), recorda SEMPRE permetre el port d'administració (22/tcp) ABANS d'activar la denegació per defecte, o perdràs l'accés al sistema.</w:t>
             </w:r>
           </w:p>
+          <w:p>
+            <w:pPr>
+              <w:widowControl w:val="1"/>
+              <w:spacing w:line="240" w:lineRule="auto" w:after="100" w:before="100"/>
+              <w:rPr>
+                <w:color w:val="1155cc"/>
+                <w:sz w:val="20"/>
+                <w:szCs w:val="20"/>
+              </w:rPr>
+            </w:pPr>
+            <w:r>
+              <w:rPr>
+                <w:b/>
+                <w:sz w:val="20"/>
+                <w:szCs w:val="20"/>
+                <w:rtl w:val="0"/>
+              </w:rPr>
+              <w:t xml:space="preserve">Identificació de les captures. </w:t>
+            </w:r>
+            <w:r>
+              <w:rPr>
+                <w:sz w:val="20"/>
+                <w:szCs w:val="20"/>
+                <w:rtl w:val="0"/>
+              </w:rPr>
+              <w:t xml:space="preserve">Abans de començar qualsevol pas amb el terminal d'Ubuntu, canvia el nom de l'equip pel teu nom i cognom, perquè quedi clar que les captures les has fet tu:</w:t>
+            </w:r>
+          </w:p>
+          <w:p>
+            <w:pPr>
+              <w:widowControl w:val="1"/>
+              <w:spacing w:line="240" w:lineRule="auto" w:after="100" w:before="100"/>
+              <w:ind w:left="340" w:hanging="340"/>
+              <w:rPr>
+                <w:color w:val="1155cc"/>
+                <w:sz w:val="20"/>
+                <w:szCs w:val="20"/>
+              </w:rPr>
+            </w:pPr>
+            <w:r>
+              <w:rPr>
+                <w:b/>
+                <w:sz w:val="20"/>
+                <w:szCs w:val="20"/>
+                <w:rtl w:val="0"/>
+              </w:rPr>
+              <w:t xml:space="preserve">1) </w:t>
+            </w:r>
+            <w:r>
+              <w:rPr>
+                <w:sz w:val="20"/>
+                <w:szCs w:val="20"/>
+                <w:rtl w:val="0"/>
+              </w:rPr>
+              <w:t xml:space="preserve">Executa sudo hostname nom-cognom, amb el teu nom i primer cognom en minúscules, sense accents ni espais (p. ex. sudo hostname joan-sanchez).</w:t>
+            </w:r>
+          </w:p>
+          <w:p>
+            <w:pPr>
+              <w:widowControl w:val="1"/>
+              <w:spacing w:line="240" w:lineRule="auto" w:after="100" w:before="100"/>
+              <w:ind w:left="340" w:hanging="340"/>
+              <w:rPr>
+                <w:color w:val="1155cc"/>
+                <w:sz w:val="20"/>
+                <w:szCs w:val="20"/>
+              </w:rPr>
+            </w:pPr>
+            <w:r>
+              <w:rPr>
+                <w:b/>
+                <w:sz w:val="20"/>
+                <w:szCs w:val="20"/>
+                <w:rtl w:val="0"/>
+              </w:rPr>
+              <w:t xml:space="preserve">2) </w:t>
+            </w:r>
+            <w:r>
+              <w:rPr>
+                <w:sz w:val="20"/>
+                <w:szCs w:val="20"/>
+                <w:rtl w:val="0"/>
+              </w:rPr>
+              <w:t xml:space="preserve">Tanca el terminal i obre'n un de nou: l'indicador i la barra superior de la finestra mostraran el nom nou (p. ex. usuario@joan-sanchez).</w:t>
+            </w:r>
+          </w:p>
+          <w:p>
+            <w:pPr>
+              <w:widowControl w:val="1"/>
+              <w:spacing w:line="240" w:lineRule="auto" w:after="100" w:before="100"/>
+              <w:rPr>
+                <w:color w:val="1155cc"/>
+                <w:sz w:val="20"/>
+                <w:szCs w:val="20"/>
+              </w:rPr>
+            </w:pPr>
+            <w:r>
+              <w:rPr>
+                <w:sz w:val="20"/>
+                <w:szCs w:val="20"/>
+                <w:rtl w:val="0"/>
+              </w:rPr>
+              <w:t xml:space="preserve">El canvi és temporal: si la màquina virtual es tanca, es reinicia o s'apaga, es perd, i a la sessió següent cal tornar a executar sudo hostname nom-cognom. Totes les captures de terminal que lliuris han de mostrar aquest nom; les que no el mostrin no es consideraran vàlides.</w:t>
+            </w:r>
+          </w:p>
         </w:tc>
       </w:tr>
     </w:tbl>
@@ -1119,7 +1224,7 @@
                 <wp:inline distT="0" distB="0" distL="0" distR="0">
                   <wp:extent cx="5760720" cy="4329831"/>
                   <wp:effectExtent t="0" r="0" b="0" l="0"/>
-                  <wp:docPr id="1" name="" descr="" title=""/>
+                  <wp:docPr id="2" name="" descr="" title=""/>
                   <wp:cNvGraphicFramePr>
                     <a:graphicFrameLocks noChangeAspect="1"/>
                   </wp:cNvGraphicFramePr>
